--- a/EXÁMENES/examen MF0964_3 – Desarrollo de elementos software para gestión de sistemas.docx
+++ b/EXÁMENES/examen MF0964_3 – Desarrollo de elementos software para gestión de sistemas.docx
@@ -413,6 +413,15 @@
               </w:rPr>
               <w:t>Nombre alumno;</w:t>
             </w:r>
+            <w:r>
+              <w:rPr>
+                <w:b/>
+                <w:bCs/>
+                <w:sz w:val="28"/>
+                <w:szCs w:val="28"/>
+              </w:rPr>
+              <w:t xml:space="preserve"> David Seraano Jurado</w:t>
+            </w:r>
           </w:p>
         </w:tc>
       </w:tr>
@@ -441,6 +450,15 @@
                 <w:szCs w:val="28"/>
               </w:rPr>
               <w:t>NIF:</w:t>
+            </w:r>
+            <w:r>
+              <w:rPr>
+                <w:b/>
+                <w:bCs/>
+                <w:sz w:val="28"/>
+                <w:szCs w:val="28"/>
+              </w:rPr>
+              <w:t>74872170V</w:t>
             </w:r>
           </w:p>
         </w:tc>
@@ -559,6 +577,13 @@
         <w:t>1) ¿Cuál es el objetivo principal del software de gestión de sistemas?</w:t>
       </w:r>
       <w:r>
+        <w:rPr>
+          <w:b/>
+          <w:bCs/>
+        </w:rPr>
+        <w:t>B</w:t>
+      </w:r>
+      <w:r>
         <w:br/>
       </w:r>
     </w:p>
@@ -607,7 +632,7 @@
       </w:pPr>
       <w:r>
         <w:pict w14:anchorId="3154C5FB">
-          <v:rect id="_x0000_i1079" style="width:0;height:1.5pt" o:hralign="center" o:hrstd="t" o:hr="t" fillcolor="#a0a0a0" stroked="f"/>
+          <v:rect id="_x0000_i1025" style="width:0;height:1.5pt" o:hralign="center" o:hrstd="t" o:hr="t" fillcolor="#a0a0a0" stroked="f"/>
         </w:pict>
       </w:r>
     </w:p>
@@ -625,6 +650,13 @@
         <w:t>2) ¿Qué tipo de tareas suele realizar el software de gestión de sistemas?</w:t>
       </w:r>
       <w:r>
+        <w:rPr>
+          <w:b/>
+          <w:bCs/>
+        </w:rPr>
+        <w:t>B</w:t>
+      </w:r>
+      <w:r>
         <w:br/>
       </w:r>
     </w:p>
@@ -674,7 +706,7 @@
       </w:pPr>
       <w:r>
         <w:pict w14:anchorId="1C3BEC60">
-          <v:rect id="_x0000_i1080" style="width:0;height:1.5pt" o:hralign="center" o:hrstd="t" o:hr="t" fillcolor="#a0a0a0" stroked="f"/>
+          <v:rect id="_x0000_i1026" style="width:0;height:1.5pt" o:hralign="center" o:hrstd="t" o:hr="t" fillcolor="#a0a0a0" stroked="f"/>
         </w:pict>
       </w:r>
     </w:p>
@@ -715,6 +747,13 @@
         <w:t>3) ¿Qué lenguaje es habitual para desarrollar scripts de administración en sistemas Windows?</w:t>
       </w:r>
       <w:r>
+        <w:rPr>
+          <w:b/>
+          <w:bCs/>
+        </w:rPr>
+        <w:t>B</w:t>
+      </w:r>
+      <w:r>
         <w:br/>
       </w:r>
     </w:p>
@@ -757,7 +796,7 @@
       </w:pPr>
       <w:r>
         <w:pict w14:anchorId="41E7EF93">
-          <v:rect id="_x0000_i1081" style="width:0;height:1.5pt" o:hralign="center" o:hrstd="t" o:hr="t" fillcolor="#a0a0a0" stroked="f"/>
+          <v:rect id="_x0000_i1027" style="width:0;height:1.5pt" o:hralign="center" o:hrstd="t" o:hr="t" fillcolor="#a0a0a0" stroked="f"/>
         </w:pict>
       </w:r>
     </w:p>
@@ -775,6 +814,13 @@
         <w:t>4) En sistemas Linux, ¿qué lenguaje o entorno se utiliza comúnmente para automatizar tareas?</w:t>
       </w:r>
       <w:r>
+        <w:rPr>
+          <w:b/>
+          <w:bCs/>
+        </w:rPr>
+        <w:t>A</w:t>
+      </w:r>
+      <w:r>
         <w:br/>
       </w:r>
     </w:p>
@@ -818,7 +864,7 @@
       </w:pPr>
       <w:r>
         <w:pict w14:anchorId="79DEA5ED">
-          <v:rect id="_x0000_i1082" style="width:0;height:1.5pt" o:hralign="center" o:hrstd="t" o:hr="t" fillcolor="#a0a0a0" stroked="f"/>
+          <v:rect id="_x0000_i1028" style="width:0;height:1.5pt" o:hralign="center" o:hrstd="t" o:hr="t" fillcolor="#a0a0a0" stroked="f"/>
         </w:pict>
       </w:r>
     </w:p>
@@ -836,6 +882,13 @@
         <w:t>5) ¿Qué es un script de administración?</w:t>
       </w:r>
       <w:r>
+        <w:rPr>
+          <w:b/>
+          <w:bCs/>
+        </w:rPr>
+        <w:t>B</w:t>
+      </w:r>
+      <w:r>
         <w:br/>
       </w:r>
     </w:p>
@@ -875,7 +928,7 @@
       </w:pPr>
       <w:r>
         <w:pict w14:anchorId="6D9078E5">
-          <v:rect id="_x0000_i1083" style="width:0;height:1.5pt" o:hralign="center" o:hrstd="t" o:hr="t" fillcolor="#a0a0a0" stroked="f"/>
+          <v:rect id="_x0000_i1029" style="width:0;height:1.5pt" o:hralign="center" o:hrstd="t" o:hr="t" fillcolor="#a0a0a0" stroked="f"/>
         </w:pict>
       </w:r>
     </w:p>
@@ -893,6 +946,13 @@
         <w:t>6) ¿Qué ventaja aporta la automatización en la gestión de sistemas?</w:t>
       </w:r>
       <w:r>
+        <w:rPr>
+          <w:b/>
+          <w:bCs/>
+        </w:rPr>
+        <w:t>B</w:t>
+      </w:r>
+      <w:r>
         <w:br/>
       </w:r>
     </w:p>
@@ -923,7 +983,7 @@
       </w:pPr>
       <w:r>
         <w:pict w14:anchorId="5A7AD683">
-          <v:rect id="_x0000_i1084" style="width:0;height:1.5pt" o:hralign="center" o:hrstd="t" o:hr="t" fillcolor="#a0a0a0" stroked="f"/>
+          <v:rect id="_x0000_i1030" style="width:0;height:1.5pt" o:hralign="center" o:hrstd="t" o:hr="t" fillcolor="#a0a0a0" stroked="f"/>
         </w:pict>
       </w:r>
     </w:p>
@@ -941,6 +1001,13 @@
         <w:t>7) ¿Qué aspecto debe cuidarse especialmente en el desarrollo de software de gestión?</w:t>
       </w:r>
       <w:r>
+        <w:rPr>
+          <w:b/>
+          <w:bCs/>
+        </w:rPr>
+        <w:t>B</w:t>
+      </w:r>
+      <w:r>
         <w:br/>
       </w:r>
     </w:p>
@@ -981,7 +1048,7 @@
       </w:pPr>
       <w:r>
         <w:pict w14:anchorId="35843A07">
-          <v:rect id="_x0000_i1085" style="width:0;height:1.5pt" o:hralign="center" o:hrstd="t" o:hr="t" fillcolor="#a0a0a0" stroked="f"/>
+          <v:rect id="_x0000_i1031" style="width:0;height:1.5pt" o:hralign="center" o:hrstd="t" o:hr="t" fillcolor="#a0a0a0" stroked="f"/>
         </w:pict>
       </w:r>
     </w:p>
@@ -1000,6 +1067,13 @@
         <w:t>8) ¿Qué significa que un software sea multiplataforma?</w:t>
       </w:r>
       <w:r>
+        <w:rPr>
+          <w:b/>
+          <w:bCs/>
+        </w:rPr>
+        <w:t>B</w:t>
+      </w:r>
+      <w:r>
         <w:br/>
       </w:r>
     </w:p>
@@ -1039,7 +1113,7 @@
       </w:pPr>
       <w:r>
         <w:pict w14:anchorId="2CB3019A">
-          <v:rect id="_x0000_i1086" style="width:0;height:1.5pt" o:hralign="center" o:hrstd="t" o:hr="t" fillcolor="#a0a0a0" stroked="f"/>
+          <v:rect id="_x0000_i1032" style="width:0;height:1.5pt" o:hralign="center" o:hrstd="t" o:hr="t" fillcolor="#a0a0a0" stroked="f"/>
         </w:pict>
       </w:r>
     </w:p>
@@ -1057,6 +1131,13 @@
         <w:t>9) ¿Qué tipo de error puede provocar un script mal diseñado?</w:t>
       </w:r>
       <w:r>
+        <w:rPr>
+          <w:b/>
+          <w:bCs/>
+        </w:rPr>
+        <w:t>B</w:t>
+      </w:r>
+      <w:r>
         <w:br/>
       </w:r>
     </w:p>
@@ -1097,7 +1178,7 @@
       </w:pPr>
       <w:r>
         <w:pict w14:anchorId="6A51295D">
-          <v:rect id="_x0000_i1087" style="width:0;height:1.5pt" o:hralign="center" o:hrstd="t" o:hr="t" fillcolor="#a0a0a0" stroked="f"/>
+          <v:rect id="_x0000_i1033" style="width:0;height:1.5pt" o:hralign="center" o:hrstd="t" o:hr="t" fillcolor="#a0a0a0" stroked="f"/>
         </w:pict>
       </w:r>
     </w:p>
@@ -1113,6 +1194,13 @@
           <w:bCs/>
         </w:rPr>
         <w:t>10) ¿Por qué es importante documentar el software de gestión desarrollado?</w:t>
+      </w:r>
+      <w:r>
+        <w:rPr>
+          <w:b/>
+          <w:bCs/>
+        </w:rPr>
+        <w:t>B</w:t>
       </w:r>
       <w:r>
         <w:br/>
@@ -1757,6 +1845,7 @@
   <w:style w:type="character" w:default="1" w:styleId="Fuentedeprrafopredeter">
     <w:name w:val="Default Paragraph Font"/>
     <w:uiPriority w:val="1"/>
+    <w:semiHidden/>
     <w:unhideWhenUsed/>
   </w:style>
   <w:style w:type="table" w:default="1" w:styleId="Tablanormal">
